--- a/docs/templates/samples/piesa-mapping/case-1-all-clear.docx
+++ b/docs/templates/samples/piesa-mapping/case-1-all-clear.docx
@@ -552,6 +552,7 @@
                   <w:checkBox>
                     <w:sizeAuto/>
                     <w:default w:val="0"/>
+                    <w:checked w:val="0"/>
                   </w:checkBox>
                 </w:ffData>
               </w:fldChar>
@@ -582,7 +583,8 @@
                   <w:calcOnExit w:val="0"/>
                   <w:checkBox>
                     <w:sizeAuto/>
-                    <w:default w:val="0"/>
+                    <w:default w:val="1"/>
+                    <w:checked w:val="1"/>
                   </w:checkBox>
                 </w:ffData>
               </w:fldChar>
@@ -750,13 +752,6 @@
               <w:spacing w:after="100"/>
             </w:pPr>
             <w:r>
-              <w:r>
-                <w:rPr>
-                  <w:rFonts w:ascii="Wingdings" w:hAnsi="Wingdings"/>
-                  <w:noProof/>
-                </w:rPr>
-                <w:t>þ</w:t>
-              </w:r>
               <w:fldChar w:fldCharType="begin">
                 <w:ffData>
                   <w:name w:val="Check1"/>
@@ -765,6 +760,7 @@
                   <w:checkBox>
                     <w:sizeAuto/>
                     <w:default w:val="1"/>
+                    <w:checked w:val="1"/>
                   </w:checkBox>
                 </w:ffData>
               </w:fldChar>
@@ -794,6 +790,7 @@
                   <w:checkBox>
                     <w:sizeAuto/>
                     <w:default w:val="0"/>
+                    <w:checked w:val="0"/>
                   </w:checkBox>
                 </w:ffData>
               </w:fldChar>
@@ -902,34 +899,6 @@
           <w:p/>
           <w:p>
             <w:r>
-              <w:r>
-                <w:rPr>
-                  <w:rFonts w:ascii="Wingdings" w:hAnsi="Wingdings"/>
-                  <w:noProof/>
-                </w:rPr>
-                <w:t>þ</w:t>
-              </w:r>
-              <w:r>
-                <w:rPr>
-                  <w:rFonts w:ascii="Wingdings" w:hAnsi="Wingdings"/>
-                  <w:noProof/>
-                </w:rPr>
-                <w:t>þ</w:t>
-              </w:r>
-              <w:r>
-                <w:rPr>
-                  <w:rFonts w:ascii="Wingdings" w:hAnsi="Wingdings"/>
-                  <w:noProof/>
-                </w:rPr>
-                <w:t>þ</w:t>
-              </w:r>
-              <w:r>
-                <w:rPr>
-                  <w:rFonts w:ascii="Wingdings" w:hAnsi="Wingdings"/>
-                  <w:noProof/>
-                </w:rPr>
-                <w:t>þ</w:t>
-              </w:r>
               <w:fldChar w:fldCharType="begin">
                 <w:ffData>
                   <w:name w:val="Check1"/>
@@ -938,6 +907,7 @@
                   <w:checkBox>
                     <w:sizeAuto/>
                     <w:default w:val="1"/>
+                    <w:checked w:val="1"/>
                   </w:checkBox>
                 </w:ffData>
               </w:fldChar>
@@ -967,6 +937,7 @@
                   <w:checkBox>
                     <w:sizeAuto/>
                     <w:default w:val="0"/>
+                    <w:checked w:val="0"/>
                   </w:checkBox>
                 </w:ffData>
               </w:fldChar>
@@ -988,6 +959,36 @@
             </w:r>
           </w:p>
           <w:p>
+            <w:r>
+              <w:fldChar w:fldCharType="begin">
+                <w:ffData>
+                  <w:name w:val="Check1"/>
+                  <w:enabled/>
+                  <w:calcOnExit w:val="0"/>
+                  <w:checkBox>
+                    <w:sizeAuto/>
+                    <w:default w:val="1"/>
+                    <w:checked w:val="1"/>
+                  </w:checkBox>
+                </w:ffData>
+              </w:fldChar>
+            </w:r>
+            <w:r>
+              <w:instrText xml:space="preserve"> FORMCHECKBOX </w:instrText>
+            </w:r>
+            <w:r>
+              <w:fldChar w:fldCharType="separate"/>
+            </w:r>
+            <w:r>
+              <w:fldChar w:fldCharType="end"/>
+            </w:r>
+            <w:r>
+              <w:t xml:space="preserve"> Yes</w:t>
+            </w:r>
+            <w:r>
+              <w:tab/>
+              <w:t xml:space="preserve"> </w:t>
+            </w:r>
             <w:r>
               <w:fldChar w:fldCharType="begin">
                 <w:ffData>
@@ -997,6 +998,39 @@
                   <w:checkBox>
                     <w:sizeAuto/>
                     <w:default w:val="0"/>
+                    <w:checked w:val="0"/>
+                  </w:checkBox>
+                </w:ffData>
+              </w:fldChar>
+            </w:r>
+            <w:r>
+              <w:instrText xml:space="preserve"> FORMCHECKBOX </w:instrText>
+            </w:r>
+            <w:r>
+              <w:fldChar w:fldCharType="separate"/>
+            </w:r>
+            <w:r>
+              <w:fldChar w:fldCharType="end"/>
+            </w:r>
+            <w:r>
+              <w:t xml:space="preserve"> </w:t>
+            </w:r>
+            <w:r>
+              <w:t>No</w:t>
+            </w:r>
+          </w:p>
+          <w:p/>
+          <w:p>
+            <w:r>
+              <w:fldChar w:fldCharType="begin">
+                <w:ffData>
+                  <w:name w:val="Check1"/>
+                  <w:enabled/>
+                  <w:calcOnExit w:val="0"/>
+                  <w:checkBox>
+                    <w:sizeAuto/>
+                    <w:default w:val="1"/>
+                    <w:checked w:val="1"/>
                   </w:checkBox>
                 </w:ffData>
               </w:fldChar>
@@ -1026,66 +1060,7 @@
                   <w:checkBox>
                     <w:sizeAuto/>
                     <w:default w:val="0"/>
-                  </w:checkBox>
-                </w:ffData>
-              </w:fldChar>
-            </w:r>
-            <w:r>
-              <w:instrText xml:space="preserve"> FORMCHECKBOX </w:instrText>
-            </w:r>
-            <w:r>
-              <w:fldChar w:fldCharType="separate"/>
-            </w:r>
-            <w:r>
-              <w:fldChar w:fldCharType="end"/>
-            </w:r>
-            <w:r>
-              <w:t xml:space="preserve"> </w:t>
-            </w:r>
-            <w:r>
-              <w:t>No</w:t>
-            </w:r>
-          </w:p>
-          <w:p/>
-          <w:p>
-            <w:r>
-              <w:fldChar w:fldCharType="begin">
-                <w:ffData>
-                  <w:name w:val="Check1"/>
-                  <w:enabled/>
-                  <w:calcOnExit w:val="0"/>
-                  <w:checkBox>
-                    <w:sizeAuto/>
-                    <w:default w:val="0"/>
-                  </w:checkBox>
-                </w:ffData>
-              </w:fldChar>
-            </w:r>
-            <w:r>
-              <w:instrText xml:space="preserve"> FORMCHECKBOX </w:instrText>
-            </w:r>
-            <w:r>
-              <w:fldChar w:fldCharType="separate"/>
-            </w:r>
-            <w:r>
-              <w:fldChar w:fldCharType="end"/>
-            </w:r>
-            <w:r>
-              <w:t xml:space="preserve"> Yes</w:t>
-            </w:r>
-            <w:r>
-              <w:tab/>
-              <w:t xml:space="preserve"> </w:t>
-            </w:r>
-            <w:r>
-              <w:fldChar w:fldCharType="begin">
-                <w:ffData>
-                  <w:name w:val="Check1"/>
-                  <w:enabled/>
-                  <w:calcOnExit w:val="0"/>
-                  <w:checkBox>
-                    <w:sizeAuto/>
-                    <w:default w:val="0"/>
+                    <w:checked w:val="0"/>
                   </w:checkBox>
                 </w:ffData>
               </w:fldChar>
@@ -1131,13 +1106,6 @@
           </w:tcPr>
           <w:p>
             <w:r>
-              <w:r>
-                <w:rPr>
-                  <w:rFonts w:ascii="Wingdings" w:hAnsi="Wingdings"/>
-                  <w:noProof/>
-                </w:rPr>
-                <w:t>þ</w:t>
-              </w:r>
               <w:fldChar w:fldCharType="begin">
                 <w:ffData>
                   <w:name w:val="Check1"/>
@@ -1146,6 +1114,7 @@
                   <w:checkBox>
                     <w:sizeAuto/>
                     <w:default w:val="1"/>
+                    <w:checked w:val="1"/>
                   </w:checkBox>
                 </w:ffData>
               </w:fldChar>
@@ -1175,6 +1144,7 @@
                   <w:checkBox>
                     <w:sizeAuto/>
                     <w:default w:val="0"/>
+                    <w:checked w:val="0"/>
                   </w:checkBox>
                 </w:ffData>
               </w:fldChar>
@@ -1220,13 +1190,6 @@
           </w:tcPr>
           <w:p>
             <w:r>
-              <w:r>
-                <w:rPr>
-                  <w:rFonts w:ascii="Wingdings" w:hAnsi="Wingdings"/>
-                  <w:noProof/>
-                </w:rPr>
-                <w:t>þ</w:t>
-              </w:r>
               <w:fldChar w:fldCharType="begin">
                 <w:ffData>
                   <w:name w:val="Check1"/>
@@ -1235,6 +1198,7 @@
                   <w:checkBox>
                     <w:sizeAuto/>
                     <w:default w:val="1"/>
+                    <w:checked w:val="1"/>
                   </w:checkBox>
                 </w:ffData>
               </w:fldChar>
@@ -1264,6 +1228,7 @@
                   <w:checkBox>
                     <w:sizeAuto/>
                     <w:default w:val="0"/>
+                    <w:checked w:val="0"/>
                   </w:checkBox>
                 </w:ffData>
               </w:fldChar>
@@ -1310,13 +1275,6 @@
           </w:tcPr>
           <w:p>
             <w:r>
-              <w:r>
-                <w:rPr>
-                  <w:rFonts w:ascii="Wingdings" w:hAnsi="Wingdings"/>
-                  <w:noProof/>
-                </w:rPr>
-                <w:t>þ</w:t>
-              </w:r>
               <w:fldChar w:fldCharType="begin">
                 <w:ffData>
                   <w:name w:val="Check1"/>
@@ -1325,6 +1283,7 @@
                   <w:checkBox>
                     <w:sizeAuto/>
                     <w:default w:val="1"/>
+                    <w:checked w:val="1"/>
                   </w:checkBox>
                 </w:ffData>
               </w:fldChar>
@@ -1354,6 +1313,7 @@
                   <w:checkBox>
                     <w:sizeAuto/>
                     <w:default w:val="0"/>
+                    <w:checked w:val="0"/>
                   </w:checkBox>
                 </w:ffData>
               </w:fldChar>
@@ -1487,6 +1447,7 @@
                   <w:checkBox>
                     <w:sizeAuto/>
                     <w:default w:val="0"/>
+                    <w:checked w:val="0"/>
                   </w:checkBox>
                 </w:ffData>
               </w:fldChar>
@@ -1515,7 +1476,8 @@
                   <w:calcOnExit w:val="0"/>
                   <w:checkBox>
                     <w:sizeAuto/>
-                    <w:default w:val="0"/>
+                    <w:default w:val="1"/>
+                    <w:checked w:val="1"/>
                   </w:checkBox>
                 </w:ffData>
               </w:fldChar>
@@ -1991,13 +1953,6 @@
           </w:tcPr>
           <w:p>
             <w:r>
-              <w:r>
-                <w:rPr>
-                  <w:rFonts w:ascii="Wingdings" w:hAnsi="Wingdings"/>
-                  <w:noProof/>
-                </w:rPr>
-                <w:t>þ</w:t>
-              </w:r>
               <w:fldChar w:fldCharType="begin">
                 <w:ffData>
                   <w:name w:val="Check1"/>
@@ -2006,6 +1961,7 @@
                   <w:checkBox>
                     <w:sizeAuto/>
                     <w:default w:val="1"/>
+                    <w:checked w:val="1"/>
                   </w:checkBox>
                 </w:ffData>
               </w:fldChar>
@@ -2035,6 +1991,7 @@
                   <w:checkBox>
                     <w:sizeAuto/>
                     <w:default w:val="0"/>
+                    <w:checked w:val="0"/>
                   </w:checkBox>
                 </w:ffData>
               </w:fldChar>
@@ -2094,13 +2051,6 @@
           </w:tcPr>
           <w:p>
             <w:r>
-              <w:r>
-                <w:rPr>
-                  <w:rFonts w:ascii="Wingdings" w:hAnsi="Wingdings"/>
-                  <w:noProof/>
-                </w:rPr>
-                <w:t>þ</w:t>
-              </w:r>
               <w:fldChar w:fldCharType="begin">
                 <w:ffData>
                   <w:name w:val="Check1"/>
@@ -2109,6 +2059,7 @@
                   <w:checkBox>
                     <w:sizeAuto/>
                     <w:default w:val="1"/>
+                    <w:checked w:val="1"/>
                   </w:checkBox>
                 </w:ffData>
               </w:fldChar>
@@ -2138,6 +2089,7 @@
                   <w:checkBox>
                     <w:sizeAuto/>
                     <w:default w:val="0"/>
+                    <w:checked w:val="0"/>
                   </w:checkBox>
                 </w:ffData>
               </w:fldChar>
@@ -2177,13 +2129,6 @@
           </w:tcPr>
           <w:p>
             <w:r>
-              <w:r>
-                <w:rPr>
-                  <w:rFonts w:ascii="Wingdings" w:hAnsi="Wingdings"/>
-                  <w:noProof/>
-                </w:rPr>
-                <w:t>þ</w:t>
-              </w:r>
               <w:fldChar w:fldCharType="begin">
                 <w:ffData>
                   <w:name w:val="Check1"/>
@@ -2192,6 +2137,7 @@
                   <w:checkBox>
                     <w:sizeAuto/>
                     <w:default w:val="1"/>
+                    <w:checked w:val="1"/>
                   </w:checkBox>
                 </w:ffData>
               </w:fldChar>
@@ -2221,6 +2167,7 @@
                   <w:checkBox>
                     <w:sizeAuto/>
                     <w:default w:val="0"/>
+                    <w:checked w:val="0"/>
                   </w:checkBox>
                 </w:ffData>
               </w:fldChar>
@@ -2260,13 +2207,6 @@
           </w:tcPr>
           <w:p>
             <w:r>
-              <w:r>
-                <w:rPr>
-                  <w:rFonts w:ascii="Wingdings" w:hAnsi="Wingdings"/>
-                  <w:noProof/>
-                </w:rPr>
-                <w:t>þ</w:t>
-              </w:r>
               <w:fldChar w:fldCharType="begin">
                 <w:ffData>
                   <w:name w:val="Check1"/>
@@ -2275,6 +2215,7 @@
                   <w:checkBox>
                     <w:sizeAuto/>
                     <w:default w:val="1"/>
+                    <w:checked w:val="1"/>
                   </w:checkBox>
                 </w:ffData>
               </w:fldChar>
@@ -2304,6 +2245,7 @@
                   <w:checkBox>
                     <w:sizeAuto/>
                     <w:default w:val="0"/>
+                    <w:checked w:val="0"/>
                   </w:checkBox>
                 </w:ffData>
               </w:fldChar>
@@ -2338,6 +2280,7 @@
                   <w:checkBox>
                     <w:sizeAuto/>
                     <w:default w:val="0"/>
+                    <w:checked w:val="0"/>
                   </w:checkBox>
                 </w:ffData>
               </w:fldChar>
@@ -2377,13 +2320,6 @@
           </w:tcPr>
           <w:p>
             <w:r>
-              <w:r>
-                <w:rPr>
-                  <w:rFonts w:ascii="Wingdings" w:hAnsi="Wingdings"/>
-                  <w:noProof/>
-                </w:rPr>
-                <w:t>þ</w:t>
-              </w:r>
               <w:fldChar w:fldCharType="begin">
                 <w:ffData>
                   <w:name w:val="Check1"/>
@@ -2392,6 +2328,7 @@
                   <w:checkBox>
                     <w:sizeAuto/>
                     <w:default w:val="1"/>
+                    <w:checked w:val="1"/>
                   </w:checkBox>
                 </w:ffData>
               </w:fldChar>
@@ -2421,6 +2358,7 @@
                   <w:checkBox>
                     <w:sizeAuto/>
                     <w:default w:val="0"/>
+                    <w:checked w:val="0"/>
                   </w:checkBox>
                 </w:ffData>
               </w:fldChar>
@@ -2470,13 +2408,6 @@
           </w:tcPr>
           <w:p>
             <w:r>
-              <w:r>
-                <w:rPr>
-                  <w:rFonts w:ascii="Wingdings" w:hAnsi="Wingdings"/>
-                  <w:noProof/>
-                </w:rPr>
-                <w:t>þ</w:t>
-              </w:r>
               <w:fldChar w:fldCharType="begin">
                 <w:ffData>
                   <w:name w:val="Check1"/>
@@ -2485,6 +2416,7 @@
                   <w:checkBox>
                     <w:sizeAuto/>
                     <w:default w:val="1"/>
+                    <w:checked w:val="1"/>
                   </w:checkBox>
                 </w:ffData>
               </w:fldChar>
@@ -2514,6 +2446,7 @@
                   <w:checkBox>
                     <w:sizeAuto/>
                     <w:default w:val="0"/>
+                    <w:checked w:val="0"/>
                   </w:checkBox>
                 </w:ffData>
               </w:fldChar>
@@ -2562,13 +2495,6 @@
           </w:tcPr>
           <w:p>
             <w:r>
-              <w:r>
-                <w:rPr>
-                  <w:rFonts w:ascii="Wingdings" w:hAnsi="Wingdings"/>
-                  <w:noProof/>
-                </w:rPr>
-                <w:t>þ</w:t>
-              </w:r>
               <w:fldChar w:fldCharType="begin">
                 <w:ffData>
                   <w:name w:val="Check1"/>
@@ -2577,6 +2503,7 @@
                   <w:checkBox>
                     <w:sizeAuto/>
                     <w:default w:val="1"/>
+                    <w:checked w:val="1"/>
                   </w:checkBox>
                 </w:ffData>
               </w:fldChar>
@@ -2606,6 +2533,7 @@
                   <w:checkBox>
                     <w:sizeAuto/>
                     <w:default w:val="0"/>
+                    <w:checked w:val="0"/>
                   </w:checkBox>
                 </w:ffData>
               </w:fldChar>
@@ -2798,6 +2726,7 @@
                   <w:checkBox>
                     <w:sizeAuto/>
                     <w:default w:val="0"/>
+                    <w:checked w:val="0"/>
                   </w:checkBox>
                 </w:ffData>
               </w:fldChar>
@@ -2826,7 +2755,8 @@
                   <w:calcOnExit w:val="0"/>
                   <w:checkBox>
                     <w:sizeAuto/>
-                    <w:default w:val="0"/>
+                    <w:default w:val="1"/>
+                    <w:checked w:val="1"/>
                   </w:checkBox>
                 </w:ffData>
               </w:fldChar>
@@ -2874,6 +2804,7 @@
                   <w:checkBox>
                     <w:sizeAuto/>
                     <w:default w:val="0"/>
+                    <w:checked w:val="0"/>
                   </w:checkBox>
                 </w:ffData>
               </w:fldChar>
@@ -2902,7 +2833,8 @@
                   <w:calcOnExit w:val="0"/>
                   <w:checkBox>
                     <w:sizeAuto/>
-                    <w:default w:val="0"/>
+                    <w:default w:val="1"/>
+                    <w:checked w:val="1"/>
                   </w:checkBox>
                 </w:ffData>
               </w:fldChar>
@@ -2953,6 +2885,7 @@
                   <w:checkBox>
                     <w:sizeAuto/>
                     <w:default w:val="0"/>
+                    <w:checked w:val="0"/>
                   </w:checkBox>
                 </w:ffData>
               </w:fldChar>
@@ -2981,7 +2914,8 @@
                   <w:calcOnExit w:val="0"/>
                   <w:checkBox>
                     <w:sizeAuto/>
-                    <w:default w:val="0"/>
+                    <w:default w:val="1"/>
+                    <w:checked w:val="1"/>
                   </w:checkBox>
                 </w:ffData>
               </w:fldChar>
@@ -3165,13 +3099,6 @@
           </w:tcPr>
           <w:p>
             <w:r>
-              <w:r>
-                <w:rPr>
-                  <w:rFonts w:ascii="Wingdings" w:hAnsi="Wingdings"/>
-                  <w:noProof/>
-                </w:rPr>
-                <w:t>þ</w:t>
-              </w:r>
               <w:fldChar w:fldCharType="begin">
                 <w:ffData>
                   <w:name w:val="Check1"/>
@@ -3180,6 +3107,7 @@
                   <w:checkBox>
                     <w:sizeAuto/>
                     <w:default w:val="1"/>
+                    <w:checked w:val="1"/>
                   </w:checkBox>
                 </w:ffData>
               </w:fldChar>
@@ -3209,6 +3137,7 @@
                   <w:checkBox>
                     <w:sizeAuto/>
                     <w:default w:val="0"/>
+                    <w:checked w:val="0"/>
                   </w:checkBox>
                 </w:ffData>
               </w:fldChar>
@@ -3351,6 +3280,7 @@
                   <w:checkBox>
                     <w:sizeAuto/>
                     <w:default w:val="0"/>
+                    <w:checked w:val="0"/>
                   </w:checkBox>
                 </w:ffData>
               </w:fldChar>
@@ -3379,7 +3309,8 @@
                   <w:calcOnExit w:val="0"/>
                   <w:checkBox>
                     <w:sizeAuto/>
-                    <w:default w:val="0"/>
+                    <w:default w:val="1"/>
+                    <w:checked w:val="1"/>
                   </w:checkBox>
                 </w:ffData>
               </w:fldChar>
@@ -3470,13 +3401,6 @@
               <w:spacing w:after="70"/>
             </w:pPr>
             <w:r>
-              <w:r>
-                <w:rPr>
-                  <w:rFonts w:ascii="Wingdings" w:hAnsi="Wingdings"/>
-                  <w:noProof/>
-                </w:rPr>
-                <w:t>þ</w:t>
-              </w:r>
               <w:fldChar w:fldCharType="begin">
                 <w:ffData>
                   <w:name w:val="Check1"/>
@@ -3485,6 +3409,7 @@
                   <w:checkBox>
                     <w:sizeAuto/>
                     <w:default w:val="1"/>
+                    <w:checked w:val="1"/>
                   </w:checkBox>
                 </w:ffData>
               </w:fldChar>
@@ -3514,6 +3439,7 @@
                   <w:checkBox>
                     <w:sizeAuto/>
                     <w:default w:val="0"/>
+                    <w:checked w:val="0"/>
                   </w:checkBox>
                 </w:ffData>
               </w:fldChar>
@@ -3561,13 +3487,6 @@
               <w:spacing w:after="70"/>
             </w:pPr>
             <w:r>
-              <w:r>
-                <w:rPr>
-                  <w:rFonts w:ascii="Wingdings" w:hAnsi="Wingdings"/>
-                  <w:noProof/>
-                </w:rPr>
-                <w:t>þ</w:t>
-              </w:r>
               <w:fldChar w:fldCharType="begin">
                 <w:ffData>
                   <w:name w:val="Check1"/>
@@ -3576,6 +3495,7 @@
                   <w:checkBox>
                     <w:sizeAuto/>
                     <w:default w:val="1"/>
+                    <w:checked w:val="1"/>
                   </w:checkBox>
                 </w:ffData>
               </w:fldChar>
@@ -3605,6 +3525,7 @@
                   <w:checkBox>
                     <w:sizeAuto/>
                     <w:default w:val="0"/>
+                    <w:checked w:val="0"/>
                   </w:checkBox>
                 </w:ffData>
               </w:fldChar>
@@ -3774,7 +3695,7 @@
                       <w:rPr>
                         <w:noProof/>
                       </w:rPr>
-                      <w:t xml:space="preserve">None — insulation can be installed around it as it is</w:t>
+                      <w:t xml:space="preserve">Bathroom exhaust fan, ceiling above the main bathroom</w:t>
                     </w:r>
                     <w:r>
                       <w:fldChar w:fldCharType="end"/>
@@ -3811,31 +3732,7 @@
                       <w:rPr>
                         <w:noProof/>
                       </w:rPr>
-                      <w:t> </w:t>
-                    </w:r>
-                    <w:r>
-                      <w:rPr>
-                        <w:noProof/>
-                      </w:rPr>
-                      <w:t> </w:t>
-                    </w:r>
-                    <w:r>
-                      <w:rPr>
-                        <w:noProof/>
-                      </w:rPr>
-                      <w:t> </w:t>
-                    </w:r>
-                    <w:r>
-                      <w:rPr>
-                        <w:noProof/>
-                      </w:rPr>
-                      <w:t> </w:t>
-                    </w:r>
-                    <w:r>
-                      <w:rPr>
-                        <w:noProof/>
-                      </w:rPr>
-                      <w:t> </w:t>
+                      <w:t xml:space="preserve">Bathroom exhaust fan, ceiling above the main bathroom</w:t>
                     </w:r>
                     <w:r>
                       <w:fldChar w:fldCharType="end"/>
@@ -3870,31 +3767,7 @@
                       <w:rPr>
                         <w:noProof/>
                       </w:rPr>
-                      <w:t> </w:t>
-                    </w:r>
-                    <w:r>
-                      <w:rPr>
-                        <w:noProof/>
-                      </w:rPr>
-                      <w:t> </w:t>
-                    </w:r>
-                    <w:r>
-                      <w:rPr>
-                        <w:noProof/>
-                      </w:rPr>
-                      <w:t> </w:t>
-                    </w:r>
-                    <w:r>
-                      <w:rPr>
-                        <w:noProof/>
-                      </w:rPr>
-                      <w:t> </w:t>
-                    </w:r>
-                    <w:r>
-                      <w:rPr>
-                        <w:noProof/>
-                      </w:rPr>
-                      <w:t> </w:t>
+                      <w:t xml:space="preserve">None — insulation can be installed around it as it is</w:t>
                     </w:r>
                     <w:r>
                       <w:fldChar w:fldCharType="end"/>
@@ -5763,13 +5636,6 @@
           </w:tcPr>
           <w:p>
             <w:r>
-              <w:r>
-                <w:rPr>
-                  <w:rFonts w:ascii="Wingdings" w:hAnsi="Wingdings"/>
-                  <w:noProof/>
-                </w:rPr>
-                <w:t>þ</w:t>
-              </w:r>
               <w:fldChar w:fldCharType="begin">
                 <w:ffData>
                   <w:name w:val="Check1"/>
@@ -5778,6 +5644,7 @@
                   <w:checkBox>
                     <w:sizeAuto/>
                     <w:default w:val="1"/>
+                    <w:checked w:val="1"/>
                   </w:checkBox>
                 </w:ffData>
               </w:fldChar>
@@ -5807,6 +5674,7 @@
                   <w:checkBox>
                     <w:sizeAuto/>
                     <w:default w:val="0"/>
+                    <w:checked w:val="0"/>
                   </w:checkBox>
                 </w:ffData>
               </w:fldChar>
@@ -7852,7 +7720,8 @@
                   <w:calcOnExit w:val="0"/>
                   <w:checkBox>
                     <w:sizeAuto/>
-                    <w:default w:val="0"/>
+                    <w:default w:val="1"/>
+                    <w:checked w:val="1"/>
                   </w:checkBox>
                 </w:ffData>
               </w:fldChar>
@@ -7921,6 +7790,7 @@
                   <w:checkBox>
                     <w:sizeAuto/>
                     <w:default w:val="0"/>
+                    <w:checked w:val="0"/>
                   </w:checkBox>
                 </w:ffData>
               </w:fldChar>
@@ -7989,6 +7859,7 @@
                   <w:checkBox>
                     <w:sizeAuto/>
                     <w:default w:val="0"/>
+                    <w:checked w:val="0"/>
                   </w:checkBox>
                 </w:ffData>
               </w:fldChar>
@@ -8725,13 +8596,6 @@
               <w:pStyle w:val="ListCheckBox"/>
             </w:pPr>
             <w:r>
-              <w:r>
-                <w:rPr>
-                  <w:rFonts w:ascii="Wingdings" w:hAnsi="Wingdings"/>
-                  <w:noProof/>
-                </w:rPr>
-                <w:t>þ</w:t>
-              </w:r>
               <w:fldChar w:fldCharType="begin">
                 <w:ffData>
                   <w:name w:val="Check1"/>
@@ -8740,6 +8604,7 @@
                   <w:checkBox>
                     <w:sizeAuto/>
                     <w:default w:val="1"/>
+                    <w:checked w:val="1"/>
                   </w:checkBox>
                 </w:ffData>
               </w:fldChar>
@@ -10013,13 +9878,6 @@
               <w:pStyle w:val="ListCheckBox"/>
             </w:pPr>
             <w:r>
-              <w:r>
-                <w:rPr>
-                  <w:rFonts w:ascii="Wingdings" w:hAnsi="Wingdings"/>
-                  <w:noProof/>
-                </w:rPr>
-                <w:t>þ</w:t>
-              </w:r>
               <w:fldChar w:fldCharType="begin">
                 <w:ffData>
                   <w:name w:val="Check1"/>
@@ -10028,6 +9886,7 @@
                   <w:checkBox>
                     <w:sizeAuto/>
                     <w:default w:val="1"/>
+                    <w:checked w:val="1"/>
                   </w:checkBox>
                 </w:ffData>
               </w:fldChar>
@@ -10053,13 +9912,6 @@
               <w:pStyle w:val="ListCheckBox"/>
             </w:pPr>
             <w:r>
-              <w:r>
-                <w:rPr>
-                  <w:rFonts w:ascii="Wingdings" w:hAnsi="Wingdings"/>
-                  <w:noProof/>
-                </w:rPr>
-                <w:t>þ</w:t>
-              </w:r>
               <w:fldChar w:fldCharType="begin">
                 <w:ffData>
                   <w:name w:val="Check1"/>
@@ -10068,6 +9920,7 @@
                   <w:checkBox>
                     <w:sizeAuto/>
                     <w:default w:val="1"/>
+                    <w:checked w:val="1"/>
                   </w:checkBox>
                 </w:ffData>
               </w:fldChar>
@@ -10093,13 +9946,6 @@
               <w:pStyle w:val="ListCheckBox"/>
             </w:pPr>
             <w:r>
-              <w:r>
-                <w:rPr>
-                  <w:rFonts w:ascii="Wingdings" w:hAnsi="Wingdings"/>
-                  <w:noProof/>
-                </w:rPr>
-                <w:t>þ</w:t>
-              </w:r>
               <w:fldChar w:fldCharType="begin">
                 <w:ffData>
                   <w:name w:val="Check1"/>
@@ -10108,6 +9954,7 @@
                   <w:checkBox>
                     <w:sizeAuto/>
                     <w:default w:val="1"/>
+                    <w:checked w:val="1"/>
                   </w:checkBox>
                 </w:ffData>
               </w:fldChar>
@@ -10133,13 +9980,6 @@
               <w:pStyle w:val="ListCheckBox"/>
             </w:pPr>
             <w:r>
-              <w:r>
-                <w:rPr>
-                  <w:rFonts w:ascii="Wingdings" w:hAnsi="Wingdings"/>
-                  <w:noProof/>
-                </w:rPr>
-                <w:t>þ</w:t>
-              </w:r>
               <w:fldChar w:fldCharType="begin">
                 <w:ffData>
                   <w:name w:val="Check1"/>
@@ -10148,6 +9988,7 @@
                   <w:checkBox>
                     <w:sizeAuto/>
                     <w:default w:val="1"/>
+                    <w:checked w:val="1"/>
                   </w:checkBox>
                 </w:ffData>
               </w:fldChar>
@@ -10372,19 +10213,10 @@
               <w:fldChar w:fldCharType="separate"/>
             </w:r>
             <w:r>
-              <w:t> </w:t>
-            </w:r>
-            <w:r>
-              <w:t> </w:t>
-            </w:r>
-            <w:r>
-              <w:t> </w:t>
-            </w:r>
-            <w:r>
-              <w:t> </w:t>
-            </w:r>
-            <w:r>
-              <w:t> </w:t>
+              <w:rPr>
+                <w:noProof/>
+              </w:rPr>
+              <w:t xml:space="preserve">Helen Nguyen (signed electronically on 27/10/2026)</w:t>
             </w:r>
             <w:r>
               <w:fldChar w:fldCharType="end"/>

--- a/docs/templates/samples/piesa-mapping/case-1-all-clear.docx
+++ b/docs/templates/samples/piesa-mapping/case-1-all-clear.docx
@@ -3408,8 +3408,8 @@
                   <w:calcOnExit w:val="0"/>
                   <w:checkBox>
                     <w:sizeAuto/>
-                    <w:default w:val="1"/>
-                    <w:checked w:val="1"/>
+                    <w:default w:val="0"/>
+                    <w:checked w:val="0"/>
                   </w:checkBox>
                 </w:ffData>
               </w:fldChar>
@@ -3438,8 +3438,8 @@
                   <w:calcOnExit w:val="0"/>
                   <w:checkBox>
                     <w:sizeAuto/>
-                    <w:default w:val="0"/>
-                    <w:checked w:val="0"/>
+                    <w:default w:val="1"/>
+                    <w:checked w:val="1"/>
                   </w:checkBox>
                 </w:ffData>
               </w:fldChar>
@@ -3695,7 +3695,7 @@
                       <w:rPr>
                         <w:noProof/>
                       </w:rPr>
-                      <w:t xml:space="preserve">Bathroom exhaust fan, ceiling above the main bathroom</w:t>
+                      <w:t xml:space="preserve">Bathroom exhaust fan</w:t>
                     </w:r>
                     <w:r>
                       <w:fldChar w:fldCharType="end"/>
@@ -3732,7 +3732,7 @@
                       <w:rPr>
                         <w:noProof/>
                       </w:rPr>
-                      <w:t xml:space="preserve">Bathroom exhaust fan, ceiling above the main bathroom</w:t>
+                      <w:t xml:space="preserve">Ceiling above the main bathroom</w:t>
                     </w:r>
                     <w:r>
                       <w:fldChar w:fldCharType="end"/>
@@ -3767,7 +3767,7 @@
                       <w:rPr>
                         <w:noProof/>
                       </w:rPr>
-                      <w:t xml:space="preserve">None — insulation can be installed around it as it is</w:t>
+                      <w:t xml:space="preserve">None — safe to insulate around</w:t>
                     </w:r>
                     <w:r>
                       <w:fldChar w:fldCharType="end"/>
@@ -8623,6 +8623,59 @@
             </w:r>
             <w:r>
               <w:t>I declare that all information contained in and attached to this form is correct and not misleading by inclusion or omission</w:t>
+            </w:r>
+          </w:p>
+          <w:p>
+            <w:pPr>
+              <w:spacing w:before="60" w:after="60" w:line="240" w:lineRule="auto"/>
+            </w:pPr>
+            <w:r>
+              <w:rPr>
+                <w:noProof/>
+              </w:rPr>
+              <w:drawing>
+                <wp:inline distT="0" distB="0" distL="0" distR="0">
+                  <wp:extent cx="1980000" cy="605000"/>
+                  <wp:docPr id="3360001" name="Signature 1" descr="Signature 1"/>
+                  <wp:cNvGraphicFramePr>
+                    <a:graphicFrameLocks xmlns:a="http://schemas.openxmlformats.org/drawingml/2006/main" noChangeAspect="1"/>
+                  </wp:cNvGraphicFramePr>
+                  <a:graphic xmlns:a="http://schemas.openxmlformats.org/drawingml/2006/main">
+                    <a:graphicData uri="http://schemas.openxmlformats.org/drawingml/2006/picture">
+                      <pic:pic xmlns:pic="http://schemas.openxmlformats.org/drawingml/2006/picture">
+                        <pic:nvPicPr>
+                          <pic:cNvPr id="3360001" name="Signature 1"/>
+                          <pic:cNvPicPr/>
+                        </pic:nvPicPr>
+                        <pic:blipFill>
+                          <a:blip r:embed="rIdHivSignature1"/>
+                          <a:stretch>
+                            <a:fillRect/>
+                          </a:stretch>
+                        </pic:blipFill>
+                        <pic:spPr>
+                          <a:xfrm>
+                            <a:off x="0" y="0"/>
+                            <a:ext cx="1980000" cy="605000"/>
+                          </a:xfrm>
+                          <a:prstGeom prst="rect">
+                            <a:avLst/>
+                          </a:prstGeom>
+                        </pic:spPr>
+                      </pic:pic>
+                    </a:graphicData>
+                  </a:graphic>
+                </wp:inline>
+              </w:drawing>
+            </w:r>
+            <w:r>
+              <w:br/>
+            </w:r>
+            <w:r>
+              <w:rPr>
+                <w:noProof/>
+              </w:rPr>
+              <w:t xml:space="preserve">Signed in Mitti on 27/10/2026</w:t>
             </w:r>
           </w:p>
         </w:tc>
